--- a/تطوير محتوى الموقع الالكتروني.docx
+++ b/تطوير محتوى الموقع الالكتروني.docx
@@ -254,95 +254,6 @@
         <w:spacing w:before="240"/>
         <w:jc w:val="both"/>
         <w:rPr>
-          <w:rFonts w:cs="Khalid Art bold"/>
-          <w:rtl/>
-          <w:lang w:bidi="ar-EG"/>
-        </w:rPr>
-      </w:pPr>
-      <w:r>
-        <w:rPr>
-          <w:rStyle w:val="BookTitle"/>
-          <w:rFonts w:cs="PT Bold Heading" w:hint="cs"/>
-          <w:b w:val="0"/>
-          <w:bCs w:val="0"/>
-          <w:rtl/>
-          <w:lang w:bidi="ar-EG"/>
-        </w:rPr>
-        <w:t>الموضوع</w:t>
-      </w:r>
-      <w:r>
-        <w:rPr>
-          <w:rStyle w:val="BookTitle"/>
-          <w:rFonts w:cs="Khalid Art bold" w:hint="cs"/>
-          <w:sz w:val="26"/>
-          <w:szCs w:val="26"/>
-          <w:rtl/>
-          <w:lang w:bidi="ar-EG"/>
-        </w:rPr>
-        <w:t>:</w:t>
-      </w:r>
-      <w:r>
-        <w:rPr>
-          <w:rStyle w:val="BookTitle"/>
-          <w:rFonts w:cs="Khalid Art bold" w:hint="cs"/>
-          <w:rtl/>
-          <w:lang w:bidi="ar-EG"/>
-        </w:rPr>
-        <w:t xml:space="preserve"> </w:t>
-      </w:r>
-      <w:r>
-        <w:rPr>
-          <w:rFonts w:cs="Khalid Art bold" w:hint="cs"/>
-          <w:rtl/>
-          <w:lang w:bidi="ar-EG"/>
-        </w:rPr>
-        <w:t>ت</w:t>
-      </w:r>
-      <w:r>
-        <w:rPr>
-          <w:rFonts w:cs="Khalid Art bold"/>
-          <w:rtl/>
-          <w:lang w:bidi="ar-EG"/>
-        </w:rPr>
-        <w:t>تطوير</w:t>
-      </w:r>
-      <w:r>
-        <w:rPr>
-          <w:rFonts w:cs="Khalid Art bold" w:hint="cs"/>
-          <w:rtl/>
-          <w:lang w:bidi="ar-EG"/>
-        </w:rPr>
-        <w:t xml:space="preserve"> وتحديث</w:t>
-      </w:r>
-      <w:r>
-        <w:rPr>
-          <w:rFonts w:cs="Khalid Art bold"/>
-          <w:rtl/>
-          <w:lang w:bidi="ar-EG"/>
-        </w:rPr>
-        <w:t xml:space="preserve"> محتوى الموقع الإلكتروني</w:t>
-      </w:r>
-      <w:r>
-        <w:rPr>
-          <w:rFonts w:cs="Khalid Art bold"/>
-          <w:lang w:bidi="ar-EG"/>
-        </w:rPr>
-        <w:t xml:space="preserve"> </w:t>
-      </w:r>
-      <w:r>
-        <w:rPr>
-          <w:rFonts w:cs="Khalid Art bold" w:hint="cs"/>
-          <w:rtl/>
-          <w:lang w:bidi="ar-EG"/>
-        </w:rPr>
-        <w:t xml:space="preserve">للشركة </w:t>
-      </w:r>
-    </w:p>
-    <w:p>
-      <w:pPr>
-        <w:spacing w:before="240"/>
-        <w:jc w:val="both"/>
-        <w:rPr>
           <w:rStyle w:val="BookTitle"/>
           <w:rFonts w:cs="Khalid Art bold"/>
           <w:b w:val="0"/>
@@ -357,34 +268,113 @@
       </w:pPr>
       <w:r>
         <w:rPr>
+          <w:rStyle w:val="BookTitle"/>
+          <w:rFonts w:cs="PT Bold Heading" w:hint="cs"/>
+          <w:b w:val="0"/>
+          <w:bCs w:val="0"/>
+          <w:rtl/>
+          <w:lang w:bidi="ar-EG"/>
+        </w:rPr>
+        <w:t>الموضوع</w:t>
+      </w:r>
+      <w:r>
+        <w:rPr>
+          <w:rStyle w:val="BookTitle"/>
           <w:rFonts w:cs="Khalid Art bold" w:hint="cs"/>
-          <w:u w:val="single"/>
-          <w:rtl/>
-          <w:lang w:bidi="ar-EG"/>
-        </w:rPr>
-        <w:t>(</w:t>
+          <w:sz w:val="26"/>
+          <w:szCs w:val="26"/>
+          <w:rtl/>
+          <w:lang w:bidi="ar-EG"/>
+        </w:rPr>
+        <w:t>:</w:t>
+      </w:r>
+      <w:r>
+        <w:rPr>
+          <w:rStyle w:val="BookTitle"/>
+          <w:rFonts w:cs="Khalid Art bold" w:hint="cs"/>
+          <w:rtl/>
+          <w:lang w:bidi="ar-EG"/>
+        </w:rPr>
+        <w:t xml:space="preserve"> </w:t>
+      </w:r>
+      <w:r>
+        <w:rPr>
+          <w:rFonts w:cs="Khalid Art bold" w:hint="cs"/>
+          <w:rtl/>
+          <w:lang w:bidi="ar-EG"/>
+        </w:rPr>
+        <w:t>ت</w:t>
       </w:r>
       <w:r>
         <w:rPr>
           <w:rFonts w:cs="Khalid Art bold"/>
-          <w:u w:val="single"/>
-          <w:lang w:bidi="ar-EG"/>
-        </w:rPr>
-        <w:t>www.</w:t>
-      </w:r>
-      <w:r>
-        <w:rPr>
+          <w:rtl/>
+          <w:lang w:bidi="ar-EG"/>
+        </w:rPr>
+        <w:t>طوير</w:t>
+      </w:r>
+      <w:r>
+        <w:rPr>
+          <w:rFonts w:cs="Khalid Art bold" w:hint="cs"/>
+          <w:rtl/>
+          <w:lang w:bidi="ar-EG"/>
+        </w:rPr>
+        <w:t xml:space="preserve"> وتحديث</w:t>
+      </w:r>
+      <w:r>
+        <w:rPr>
+          <w:rFonts w:cs="Khalid Art bold"/>
+          <w:rtl/>
+          <w:lang w:bidi="ar-EG"/>
+        </w:rPr>
+        <w:t xml:space="preserve"> محتوى الموقع الإلكتروني</w:t>
+      </w:r>
+      <w:r>
+        <w:rPr>
+          <w:rFonts w:cs="Khalid Art bold"/>
+          <w:lang w:bidi="ar-EG"/>
+        </w:rPr>
+        <w:t xml:space="preserve"> </w:t>
+      </w:r>
+      <w:r>
+        <w:rPr>
+          <w:rFonts w:cs="Khalid Art bold" w:hint="cs"/>
+          <w:rtl/>
+          <w:lang w:bidi="ar-EG"/>
+        </w:rPr>
+        <w:t xml:space="preserve">للشركة </w:t>
+      </w:r>
+      <w:r>
+        <w:rPr>
+          <w:rFonts w:cs="Khalid Art bold" w:hint="cs"/>
           <w:sz w:val="22"/>
           <w:szCs w:val="22"/>
-          <w:u w:val="single"/>
+          <w:rtl/>
+          <w:lang w:bidi="ar-EG"/>
+        </w:rPr>
+        <w:t>(</w:t>
+      </w:r>
+      <w:r>
+        <w:rPr>
+          <w:rFonts w:cs="Khalid Art bold"/>
+          <w:sz w:val="22"/>
+          <w:szCs w:val="22"/>
+          <w:lang w:bidi="ar-EG"/>
+        </w:rPr>
+        <w:t>www.</w:t>
+      </w:r>
+      <w:r>
+        <w:rPr>
+          <w:sz w:val="22"/>
+          <w:szCs w:val="22"/>
         </w:rPr>
         <w:t xml:space="preserve"> </w:t>
       </w:r>
-      <w:proofErr w:type="gramStart"/>
       <w:r>
         <w:rPr>
           <w:rFonts w:cs="Khalid Art bold"/>
-          <w:u w:val="single"/>
+          <w:sz w:val="22"/>
+          <w:szCs w:val="22"/>
           <w:lang w:bidi="ar-EG"/>
         </w:rPr>
         <w:t>ascww.</w:t>
@@ -392,7 +382,17 @@
       <w:r>
         <w:rPr>
           <w:rFonts w:cs="Khalid Art bold"/>
-          <w:u w:val="single"/>
+          <w:sz w:val="22"/>
+          <w:szCs w:val="22"/>
+          <w:lang w:bidi="ar-EG"/>
+        </w:rPr>
+        <w:t>com.</w:t>
+      </w:r>
+      <w:r>
+        <w:rPr>
+          <w:rFonts w:cs="Khalid Art bold"/>
+          <w:sz w:val="22"/>
+          <w:szCs w:val="22"/>
           <w:lang w:bidi="ar-EG"/>
         </w:rPr>
         <w:t>eg</w:t>
@@ -400,7 +400,8 @@
       <w:r>
         <w:rPr>
           <w:rFonts w:cs="Khalid Art bold" w:hint="cs"/>
-          <w:u w:val="single"/>
+          <w:sz w:val="22"/>
+          <w:szCs w:val="22"/>
           <w:rtl/>
           <w:lang w:bidi="ar-EG"/>
         </w:rPr>
@@ -408,8 +409,8 @@
       </w:r>
       <w:r>
         <w:rPr>
-          <w:rFonts w:cs="Khalid Art bold"/>
-          <w:u w:val="single"/>
+          <w:rFonts w:cs="Khalid Art bold" w:hint="cs"/>
+          <w:rtl/>
           <w:lang w:bidi="ar-EG"/>
         </w:rPr>
         <w:t xml:space="preserve"> </w:t>
@@ -417,46 +418,88 @@
       <w:r>
         <w:rPr>
           <w:rFonts w:cs="Khalid Art bold" w:hint="cs"/>
-          <w:u w:val="single"/>
-          <w:rtl/>
-          <w:lang w:bidi="ar-EG"/>
-        </w:rPr>
-        <w:t xml:space="preserve"> قرار</w:t>
-      </w:r>
-      <w:proofErr w:type="gramEnd"/>
+          <w:rtl/>
+          <w:lang w:bidi="ar-EG"/>
+        </w:rPr>
+        <w:t>وفقاً للقرار</w:t>
+      </w:r>
       <w:r>
         <w:rPr>
           <w:rFonts w:cs="Khalid Art bold" w:hint="cs"/>
-          <w:u w:val="single"/>
-          <w:rtl/>
-          <w:lang w:bidi="ar-EG"/>
-        </w:rPr>
-        <w:t xml:space="preserve"> رقم</w:t>
+          <w:rtl/>
+          <w:lang w:bidi="ar-EG"/>
+        </w:rPr>
+        <w:t xml:space="preserve"> </w:t>
       </w:r>
       <w:r>
         <w:rPr>
           <w:rFonts w:cs="Khalid Art bold" w:hint="cs"/>
-          <w:rtl/>
-          <w:lang w:bidi="ar-EG"/>
-        </w:rPr>
-        <w:t xml:space="preserve"> </w:t>
+          <w:sz w:val="22"/>
+          <w:szCs w:val="22"/>
+          <w:rtl/>
+          <w:lang w:bidi="ar-EG"/>
+        </w:rPr>
+        <w:t>رقم</w:t>
       </w:r>
       <w:r>
         <w:rPr>
           <w:rFonts w:cs="Khalid Art bold" w:hint="cs"/>
-          <w:u w:val="single"/>
-          <w:rtl/>
-          <w:lang w:bidi="ar-EG"/>
-        </w:rPr>
-        <w:t>791 لسنه 2023</w:t>
+          <w:sz w:val="22"/>
+          <w:szCs w:val="22"/>
+          <w:rtl/>
+          <w:lang w:bidi="ar-EG"/>
+        </w:rPr>
+        <w:t xml:space="preserve"> (</w:t>
+      </w:r>
+      <w:r>
+        <w:rPr>
+          <w:rFonts w:cs="Khalid Art bold" w:hint="cs"/>
+          <w:sz w:val="22"/>
+          <w:szCs w:val="22"/>
+          <w:rtl/>
+          <w:lang w:bidi="ar-EG"/>
+        </w:rPr>
+        <w:t>791</w:t>
+      </w:r>
+      <w:r>
+        <w:rPr>
+          <w:rFonts w:cs="Khalid Art bold" w:hint="cs"/>
+          <w:sz w:val="22"/>
+          <w:szCs w:val="22"/>
+          <w:rtl/>
+          <w:lang w:bidi="ar-EG"/>
+        </w:rPr>
+        <w:t xml:space="preserve">) </w:t>
+      </w:r>
+      <w:r>
+        <w:rPr>
+          <w:rFonts w:cs="Khalid Art bold" w:hint="cs"/>
+          <w:sz w:val="22"/>
+          <w:szCs w:val="22"/>
+          <w:rtl/>
+          <w:lang w:bidi="ar-EG"/>
+        </w:rPr>
+        <w:t>لسنه 2023</w:t>
+      </w:r>
+      <w:r>
+        <w:rPr>
+          <w:rFonts w:cs="Khalid Art bold" w:hint="cs"/>
+          <w:sz w:val="22"/>
+          <w:szCs w:val="22"/>
+          <w:rtl/>
+          <w:lang w:bidi="ar-EG"/>
+        </w:rPr>
+        <w:t>م</w:t>
       </w:r>
     </w:p>
     <w:p>
       <w:pPr>
-        <w:spacing w:before="240" w:line="276" w:lineRule="auto"/>
+        <w:spacing w:before="240"/>
         <w:jc w:val="both"/>
         <w:rPr>
           <w:rFonts w:cs="Khalid Art bold"/>
+          <w:sz w:val="22"/>
+          <w:szCs w:val="22"/>
           <w:rtl/>
           <w:lang w:bidi="ar-EG"/>
         </w:rPr>
@@ -537,6 +580,13 @@
           <w:rFonts w:cs="Khalid Art bold"/>
           <w:lang w:bidi="ar-EG"/>
         </w:rPr>
+        <w:t>com.</w:t>
+      </w:r>
+      <w:r>
+        <w:rPr>
+          <w:rFonts w:cs="Khalid Art bold"/>
+          <w:lang w:bidi="ar-EG"/>
+        </w:rPr>
         <w:t>eg</w:t>
       </w:r>
       <w:r>
@@ -545,7 +595,30 @@
           <w:rtl/>
           <w:lang w:bidi="ar-EG"/>
         </w:rPr>
-        <w:t>)</w:t>
+        <w:t xml:space="preserve">) </w:t>
+      </w:r>
+      <w:r>
+        <w:rPr>
+          <w:rFonts w:cs="Khalid Art bold"/>
+          <w:rtl/>
+          <w:lang w:bidi="ar-EG"/>
+        </w:rPr>
+        <w:t>والحرص على تحديث محتوى الموقع</w:t>
+      </w:r>
+      <w:r>
+        <w:rPr>
+          <w:rFonts w:cs="Khalid Art bold"/>
+          <w:rtl/>
+        </w:rPr>
+        <w:t xml:space="preserve"> </w:t>
+      </w:r>
+      <w:r>
+        <w:rPr>
+          <w:rFonts w:cs="Khalid Art bold"/>
+          <w:rtl/>
+          <w:lang w:bidi="ar-EG"/>
+        </w:rPr>
+        <w:t>الإلكتروني الخاص بشركة مياه</w:t>
       </w:r>
       <w:r>
         <w:rPr>
@@ -553,7 +626,7 @@
           <w:rtl/>
           <w:lang w:bidi="ar-EG"/>
         </w:rPr>
-        <w:t xml:space="preserve"> </w:t>
+        <w:t xml:space="preserve"> أسيوط</w:t>
       </w:r>
       <w:r>
         <w:rPr>
@@ -561,54 +634,41 @@
           <w:rtl/>
           <w:lang w:bidi="ar-EG"/>
         </w:rPr>
-        <w:t>والحرص على تحديث محتوى الموقع</w:t>
+        <w:t xml:space="preserve"> بصفة دورية</w:t>
+      </w:r>
+      <w:r>
+        <w:rPr>
+          <w:rFonts w:cs="Khalid Art bold" w:hint="cs"/>
+          <w:rtl/>
+          <w:lang w:bidi="ar-EG"/>
+        </w:rPr>
+        <w:t xml:space="preserve"> وفقاً لل</w:t>
+      </w:r>
+      <w:r>
+        <w:rPr>
+          <w:rFonts w:cs="Khalid Art bold" w:hint="cs"/>
+          <w:rtl/>
+          <w:lang w:bidi="ar-EG"/>
+        </w:rPr>
+        <w:t xml:space="preserve">قرار </w:t>
+      </w:r>
+      <w:r>
+        <w:rPr>
+          <w:rFonts w:cs="Khalid Art bold" w:hint="cs"/>
+          <w:sz w:val="22"/>
+          <w:szCs w:val="22"/>
+          <w:rtl/>
+          <w:lang w:bidi="ar-EG"/>
+        </w:rPr>
+        <w:t>رقم (791) لسنه 2023م</w:t>
       </w:r>
       <w:r>
         <w:rPr>
           <w:rFonts w:cs="Khalid Art bold"/>
           <w:rtl/>
-        </w:rPr>
-        <w:t xml:space="preserve"> </w:t>
-      </w:r>
-      <w:r>
-        <w:rPr>
-          <w:rFonts w:cs="Khalid Art bold"/>
-          <w:rtl/>
-          <w:lang w:bidi="ar-EG"/>
-        </w:rPr>
-        <w:t>الإلكتروني الخاص بشركة مياه</w:t>
-      </w:r>
-      <w:r>
-        <w:rPr>
-          <w:rFonts w:cs="Khalid Art bold" w:hint="cs"/>
-          <w:rtl/>
-          <w:lang w:bidi="ar-EG"/>
-        </w:rPr>
-        <w:t xml:space="preserve"> أسيوط</w:t>
-      </w:r>
-      <w:r>
-        <w:rPr>
-          <w:rFonts w:cs="Khalid Art bold"/>
-          <w:rtl/>
-          <w:lang w:bidi="ar-EG"/>
-        </w:rPr>
-        <w:t xml:space="preserve"> بصفة دورية</w:t>
-      </w:r>
-      <w:r>
-        <w:rPr>
-          <w:rFonts w:cs="Khalid Art bold" w:hint="cs"/>
-          <w:rtl/>
-          <w:lang w:bidi="ar-EG"/>
-        </w:rPr>
-        <w:t xml:space="preserve"> وفقاً للقرار رقم 791 لسنة 2023</w:t>
-      </w:r>
-      <w:r>
-        <w:rPr>
-          <w:rFonts w:cs="Khalid Art bold"/>
-          <w:rtl/>
-          <w:lang w:bidi="ar-EG"/>
-        </w:rPr>
-        <w:t xml:space="preserve"> والآن هذا من </w:t>
+          <w:lang w:bidi="ar-EG"/>
+        </w:rPr>
+        <w:t xml:space="preserve"> وهذا من </w:t>
       </w:r>
       <w:r>
         <w:rPr>
@@ -644,7 +704,6 @@
           <w:b w:val="0"/>
           <w:bCs w:val="0"/>
           <w:rtl/>
-          <w:lang w:bidi="ar-EG"/>
         </w:rPr>
       </w:pPr>
       <w:r>
@@ -726,7 +785,7 @@
           <w:rtl/>
           <w:lang w:bidi="ar-EG"/>
         </w:rPr>
-        <w:t xml:space="preserve">ترشيح احد العاملين تحت رئاستكم والتى ستكون مهمة </w:t>
+        <w:t>ل</w:t>
       </w:r>
       <w:r>
         <w:rPr>
@@ -735,8 +794,9 @@
           <w:b w:val="0"/>
           <w:bCs w:val="0"/>
           <w:rtl/>
-        </w:rPr>
-        <w:t xml:space="preserve">بأفادة </w:t>
+          <w:lang w:bidi="ar-EG"/>
+        </w:rPr>
+        <w:t>ترشيح احد العاملين تحت رئاستكم والتى ستكون مه</w:t>
       </w:r>
       <w:r>
         <w:rPr>
@@ -745,6 +805,38 @@
           <w:b w:val="0"/>
           <w:bCs w:val="0"/>
           <w:rtl/>
+          <w:lang w:bidi="ar-EG"/>
+        </w:rPr>
+        <w:t>ا</w:t>
+      </w:r>
+      <w:r>
+        <w:rPr>
+          <w:rStyle w:val="BookTitle"/>
+          <w:rFonts w:cs="Khalid Art bold" w:hint="cs"/>
+          <w:b w:val="0"/>
+          <w:bCs w:val="0"/>
+          <w:rtl/>
+          <w:lang w:bidi="ar-EG"/>
+        </w:rPr>
+        <w:t xml:space="preserve">مة </w:t>
+      </w:r>
+      <w:r>
+        <w:rPr>
+          <w:rStyle w:val="BookTitle"/>
+          <w:rFonts w:cs="Khalid Art bold" w:hint="cs"/>
+          <w:b w:val="0"/>
+          <w:bCs w:val="0"/>
+          <w:rtl/>
+        </w:rPr>
+        <w:t xml:space="preserve">أفادة </w:t>
+      </w:r>
+      <w:r>
+        <w:rPr>
+          <w:rStyle w:val="BookTitle"/>
+          <w:rFonts w:cs="Khalid Art bold" w:hint="cs"/>
+          <w:b w:val="0"/>
+          <w:bCs w:val="0"/>
+          <w:rtl/>
         </w:rPr>
         <w:t xml:space="preserve">الادارة </w:t>
       </w:r>
@@ -776,44 +868,53 @@
           <w:bCs w:val="0"/>
           <w:rtl/>
         </w:rPr>
-        <w:t xml:space="preserve">بأحدث المشروعات والتطويرات التى تقوم بها الشركة حديثأ وذلك بما يتناسب عرضه على الموقع الالكترونى الخاص بموقع الشركة لكى تكون البيانات الموجوده على الموقع محدثة بكل ما هوه جديد </w:t>
-      </w:r>
-      <w:r>
+        <w:t xml:space="preserve">بأحدث المشروعات والتطويرات التى تقوم بها الشركة حديثأ </w:t>
+      </w:r>
+      <w:r>
+        <w:rPr>
+          <w:rStyle w:val="BookTitle"/>
+          <w:rFonts w:cs="Khalid Art bold" w:hint="cs"/>
+          <w:b w:val="0"/>
+          <w:bCs w:val="0"/>
+          <w:rtl/>
+        </w:rPr>
+        <w:t xml:space="preserve">بصفة دورية -ربع سنويه - </w:t>
+      </w:r>
+      <w:r>
+        <w:rPr>
+          <w:rStyle w:val="BookTitle"/>
+          <w:rFonts w:cs="Khalid Art bold" w:hint="cs"/>
+          <w:b w:val="0"/>
+          <w:bCs w:val="0"/>
+          <w:rtl/>
+        </w:rPr>
+        <w:t xml:space="preserve">وذلك بما يتناسب عرضه على الموقع الالكترونى الخاص بالشركة لكى تكون البيانات الموجوده على الموقع محدثة بكل ما هو جديد </w:t>
+      </w:r>
+      <w:r>
+        <w:rPr>
+          <w:rStyle w:val="BookTitle"/>
+          <w:rFonts w:cs="Khalid Art bold" w:hint="cs"/>
+          <w:b w:val="0"/>
+          <w:bCs w:val="0"/>
+          <w:rtl/>
+          <w:lang w:bidi="ar-EG"/>
+        </w:rPr>
+        <w:t>ولحظى.</w:t>
+      </w:r>
+    </w:p>
+    <w:p>
+      <w:pPr>
+        <w:spacing w:before="240" w:line="276" w:lineRule="auto"/>
+        <w:jc w:val="center"/>
         <w:rPr>
           <w:rStyle w:val="BookTitle"/>
           <w:rFonts w:cs="Khalid Art bold"/>
           <w:b w:val="0"/>
           <w:bCs w:val="0"/>
-        </w:rPr>
-        <w:br/>
-      </w:r>
-      <w:r>
-        <w:rPr>
-          <w:rStyle w:val="BookTitle"/>
-          <w:rFonts w:cs="Khalid Art bold"/>
-          <w:b w:val="0"/>
-          <w:bCs w:val="0"/>
-        </w:rPr>
-        <w:br/>
-      </w:r>
-      <w:r>
-        <w:rPr>
-          <w:rStyle w:val="BookTitle"/>
-          <w:rFonts w:cs="Khalid Art bold"/>
-          <w:b w:val="0"/>
-          <w:bCs w:val="0"/>
-        </w:rPr>
-        <w:br/>
-      </w:r>
-      <w:r>
-        <w:rPr>
-          <w:rStyle w:val="BookTitle"/>
-          <w:rFonts w:cs="Khalid Art bold"/>
-          <w:b w:val="0"/>
-          <w:bCs w:val="0"/>
-        </w:rPr>
-        <w:br/>
-      </w:r>
+          <w:rtl/>
+          <w:lang w:bidi="ar-EG"/>
+        </w:rPr>
+      </w:pPr>
       <w:r>
         <w:rPr>
           <w:rStyle w:val="BookTitle"/>
@@ -1827,7 +1928,7 @@
         </mc:Choice>
         <mc:Fallback>
           <w:pict>
-            <v:line w14:anchorId="7A00D520" id="Straight Connector 1" o:spid="_x0000_s1026" style="position:absolute;z-index:251659264;visibility:visible;mso-wrap-style:square;mso-width-percent:0;mso-height-percent:0;mso-wrap-distance-left:9pt;mso-wrap-distance-top:-8e-5mm;mso-wrap-distance-right:9pt;mso-wrap-distance-bottom:-8e-5mm;mso-position-horizontal:absolute;mso-position-horizontal-relative:text;mso-position-vertical:absolute;mso-position-vertical-relative:text;mso-width-percent:0;mso-height-percent:0;mso-width-relative:page;mso-height-relative:page" from="-39.5pt,-5.15pt" to="492.65pt,-5.15pt" o:gfxdata="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"/>
+            <v:line w14:anchorId="7B883AC4" id="Straight Connector 1" o:spid="_x0000_s1026" style="position:absolute;z-index:251659264;visibility:visible;mso-wrap-style:square;mso-width-percent:0;mso-height-percent:0;mso-wrap-distance-left:9pt;mso-wrap-distance-top:-8e-5mm;mso-wrap-distance-right:9pt;mso-wrap-distance-bottom:-8e-5mm;mso-position-horizontal:absolute;mso-position-horizontal-relative:text;mso-position-vertical:absolute;mso-position-vertical-relative:text;mso-width-percent:0;mso-height-percent:0;mso-width-relative:page;mso-height-relative:page" from="-39.5pt,-5.15pt" to="492.65pt,-5.15pt" o:gfxdata="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"/>
           </w:pict>
         </mc:Fallback>
       </mc:AlternateContent>
@@ -2108,55 +2209,7 @@
                               <w:szCs w:val="16"/>
                               <w:lang w:bidi="ar-EG"/>
                             </w:rPr>
-                            <w:t xml:space="preserve">Assiut &amp; New Valley Company </w:t>
-                          </w:r>
-                          <w:proofErr w:type="gramStart"/>
-                          <w:r>
-                            <w:rPr>
-                              <w:rFonts w:cs="Thick Naskh 2"/>
-                              <w:b/>
-                              <w:bCs/>
-                              <w:sz w:val="16"/>
-                              <w:szCs w:val="16"/>
-                              <w:lang w:bidi="ar-EG"/>
-                            </w:rPr>
-                            <w:t>For</w:t>
-                          </w:r>
-                          <w:proofErr w:type="gramEnd"/>
-                          <w:r>
-                            <w:rPr>
-                              <w:rFonts w:cs="Thick Naskh 2"/>
-                              <w:b/>
-                              <w:bCs/>
-                              <w:sz w:val="16"/>
-                              <w:szCs w:val="16"/>
-                              <w:lang w:bidi="ar-EG"/>
-                            </w:rPr>
-                            <w:t xml:space="preserve"> </w:t>
-                          </w:r>
-                          <w:proofErr w:type="gramStart"/>
-                          <w:r>
-                            <w:rPr>
-                              <w:rFonts w:cs="Thick Naskh 2"/>
-                              <w:b/>
-                              <w:bCs/>
-                              <w:sz w:val="16"/>
-                              <w:szCs w:val="16"/>
-                              <w:lang w:bidi="ar-EG"/>
-                            </w:rPr>
-                            <w:t>Water  &amp;</w:t>
-                          </w:r>
-                          <w:proofErr w:type="gramEnd"/>
-                          <w:r>
-                            <w:rPr>
-                              <w:rFonts w:cs="Thick Naskh 2"/>
-                              <w:b/>
-                              <w:bCs/>
-                              <w:sz w:val="16"/>
-                              <w:szCs w:val="16"/>
-                              <w:lang w:bidi="ar-EG"/>
-                            </w:rPr>
-                            <w:t xml:space="preserve"> Waste Water</w:t>
+                            <w:t>Assiut &amp; New Valley Company For Water  &amp; Waste Water</w:t>
                           </w:r>
                         </w:p>
                         <w:p>
@@ -2206,31 +2259,7 @@
                               <w:szCs w:val="16"/>
                               <w:lang w:bidi="ar-EG"/>
                             </w:rPr>
-                            <w:t xml:space="preserve">Holding Company </w:t>
-                          </w:r>
-                          <w:proofErr w:type="gramStart"/>
-                          <w:r>
-                            <w:rPr>
-                              <w:rFonts w:cs="Thick Naskh 2"/>
-                              <w:b/>
-                              <w:bCs/>
-                              <w:sz w:val="16"/>
-                              <w:szCs w:val="16"/>
-                              <w:lang w:bidi="ar-EG"/>
-                            </w:rPr>
-                            <w:t>For</w:t>
-                          </w:r>
-                          <w:proofErr w:type="gramEnd"/>
-                          <w:r>
-                            <w:rPr>
-                              <w:rFonts w:cs="Thick Naskh 2"/>
-                              <w:b/>
-                              <w:bCs/>
-                              <w:sz w:val="16"/>
-                              <w:szCs w:val="16"/>
-                              <w:lang w:bidi="ar-EG"/>
-                            </w:rPr>
-                            <w:t xml:space="preserve"> Water &amp; Waste Water </w:t>
+                            <w:t xml:space="preserve">Holding Company For Water &amp; Waste Water </w:t>
                           </w:r>
                         </w:p>
                       </w:txbxContent>
@@ -2281,55 +2310,7 @@
                         <w:szCs w:val="16"/>
                         <w:lang w:bidi="ar-EG"/>
                       </w:rPr>
-                      <w:t xml:space="preserve">Assiut &amp; New Valley Company </w:t>
-                    </w:r>
-                    <w:proofErr w:type="gramStart"/>
-                    <w:r>
-                      <w:rPr>
-                        <w:rFonts w:cs="Thick Naskh 2"/>
-                        <w:b/>
-                        <w:bCs/>
-                        <w:sz w:val="16"/>
-                        <w:szCs w:val="16"/>
-                        <w:lang w:bidi="ar-EG"/>
-                      </w:rPr>
-                      <w:t>For</w:t>
-                    </w:r>
-                    <w:proofErr w:type="gramEnd"/>
-                    <w:r>
-                      <w:rPr>
-                        <w:rFonts w:cs="Thick Naskh 2"/>
-                        <w:b/>
-                        <w:bCs/>
-                        <w:sz w:val="16"/>
-                        <w:szCs w:val="16"/>
-                        <w:lang w:bidi="ar-EG"/>
-                      </w:rPr>
-                      <w:t xml:space="preserve"> </w:t>
-                    </w:r>
-                    <w:proofErr w:type="gramStart"/>
-                    <w:r>
-                      <w:rPr>
-                        <w:rFonts w:cs="Thick Naskh 2"/>
-                        <w:b/>
-                        <w:bCs/>
-                        <w:sz w:val="16"/>
-                        <w:szCs w:val="16"/>
-                        <w:lang w:bidi="ar-EG"/>
-                      </w:rPr>
-                      <w:t>Water  &amp;</w:t>
-                    </w:r>
-                    <w:proofErr w:type="gramEnd"/>
-                    <w:r>
-                      <w:rPr>
-                        <w:rFonts w:cs="Thick Naskh 2"/>
-                        <w:b/>
-                        <w:bCs/>
-                        <w:sz w:val="16"/>
-                        <w:szCs w:val="16"/>
-                        <w:lang w:bidi="ar-EG"/>
-                      </w:rPr>
-                      <w:t xml:space="preserve"> Waste Water</w:t>
+                      <w:t>Assiut &amp; New Valley Company For Water  &amp; Waste Water</w:t>
                     </w:r>
                   </w:p>
                   <w:p>
@@ -2379,31 +2360,7 @@
                         <w:szCs w:val="16"/>
                         <w:lang w:bidi="ar-EG"/>
                       </w:rPr>
-                      <w:t xml:space="preserve">Holding Company </w:t>
-                    </w:r>
-                    <w:proofErr w:type="gramStart"/>
-                    <w:r>
-                      <w:rPr>
-                        <w:rFonts w:cs="Thick Naskh 2"/>
-                        <w:b/>
-                        <w:bCs/>
-                        <w:sz w:val="16"/>
-                        <w:szCs w:val="16"/>
-                        <w:lang w:bidi="ar-EG"/>
-                      </w:rPr>
-                      <w:t>For</w:t>
-                    </w:r>
-                    <w:proofErr w:type="gramEnd"/>
-                    <w:r>
-                      <w:rPr>
-                        <w:rFonts w:cs="Thick Naskh 2"/>
-                        <w:b/>
-                        <w:bCs/>
-                        <w:sz w:val="16"/>
-                        <w:szCs w:val="16"/>
-                        <w:lang w:bidi="ar-EG"/>
-                      </w:rPr>
-                      <w:t xml:space="preserve"> Water &amp; Waste Water </w:t>
+                      <w:t xml:space="preserve">Holding Company For Water &amp; Waste Water </w:t>
                     </w:r>
                   </w:p>
                 </w:txbxContent>
@@ -2606,7 +2563,7 @@
         </mc:Choice>
         <mc:Fallback>
           <w:pict>
-            <v:shapetype w14:anchorId="5E2FBEB5" id="_x0000_t32" coordsize="21600,21600" o:spt="32" o:oned="t" path="m,l21600,21600e" filled="f">
+            <v:shapetype w14:anchorId="6A1E112A" id="_x0000_t32" coordsize="21600,21600" o:spt="32" o:oned="t" path="m,l21600,21600e" filled="f">
               <v:path arrowok="t" fillok="f" o:connecttype="none"/>
               <o:lock v:ext="edit" shapetype="t"/>
             </v:shapetype>
